--- a/00-首页/题组Word/第二轮习题集/第二轮习题集-结构化学一-学生版-打印版.docx
+++ b/00-首页/题组Word/第二轮习题集/第二轮习题集-结构化学一-学生版-打印版.docx
@@ -6085,7 +6085,7 @@
         <m:sSub>
           <m:e>
             <m:r>
-              <m:t>​</m:t>
+              <m:t xml:space="preserve"> </m:t>
             </m:r>
           </m:e>
           <m:sub>
@@ -6128,7 +6128,7 @@
         <m:sSub>
           <m:e>
             <m:r>
-              <m:t>​</m:t>
+              <m:t xml:space="preserve"> </m:t>
             </m:r>
           </m:e>
           <m:sub>
@@ -6171,7 +6171,7 @@
         <m:sSub>
           <m:e>
             <m:r>
-              <m:t>​</m:t>
+              <m:t xml:space="preserve"> </m:t>
             </m:r>
           </m:e>
           <m:sub>
@@ -6214,7 +6214,7 @@
         <m:sSub>
           <m:e>
             <m:r>
-              <m:t>​</m:t>
+              <m:t xml:space="preserve"> </m:t>
             </m:r>
           </m:e>
           <m:sub>
@@ -6257,7 +6257,7 @@
         <m:sSub>
           <m:e>
             <m:r>
-              <m:t>​</m:t>
+              <m:t xml:space="preserve"> </m:t>
             </m:r>
           </m:e>
           <m:sub>
@@ -11027,7 +11027,7 @@
         <m:sSup>
           <m:e>
             <m:r>
-              <m:t>​</m:t>
+              <m:t xml:space="preserve"> </m:t>
             </m:r>
           </m:e>
           <m:sup>
@@ -11281,7 +11281,7 @@
         <m:sSup>
           <m:e>
             <m:r>
-              <m:t>​</m:t>
+              <m:t xml:space="preserve"> </m:t>
             </m:r>
           </m:e>
           <m:sup>

--- a/00-首页/题组Word/第二轮习题集/第二轮习题集-结构化学一-学生版-打印版.docx
+++ b/00-首页/题组Word/第二轮习题集/第二轮习题集-结构化学一-学生版-打印版.docx
@@ -789,6 +789,14 @@
       <w:tblPr>
         <w:tblStyle w:val="Table"/>
         <w:tblW w:type="auto" w:w="0"/>
+        <w:tblBorders>
+          <w:top w:val="single" w:sz="12" w:space="0" w:color="000000"/>
+          <w:left w:val="none" w:sz="0" w:space="0" w:color="auto"/>
+          <w:bottom w:val="single" w:sz="12" w:space="0" w:color="000000"/>
+          <w:right w:val="none" w:sz="0" w:space="0" w:color="auto"/>
+          <w:insideH w:val="none" w:sz="0" w:space="0" w:color="auto"/>
+          <w:insideV w:val="none" w:sz="0" w:space="0" w:color="auto"/>
+        </w:tblBorders>
         <w:tblLook w:firstRow="1" w:lastRow="0" w:firstColumn="0" w:lastColumn="0" w:noHBand="0" w:noVBand="0" w:val="0020"/>
       </w:tblPr>
       <w:tblGrid>
@@ -801,7 +809,11 @@
           <w:tblHeader w:val="on"/>
         </w:trPr>
         <w:tc>
-          <w:tcPr/>
+          <w:tcPr>
+            <w:tcBorders>
+              <w:bottom w:val="single" w:sz="8" w:space="0" w:color="000000"/>
+            </w:tcBorders>
+          </w:tcPr>
           <w:p>
             <w:pPr>
               <w:pStyle w:val="Compact"/>
@@ -817,7 +829,11 @@
           </w:p>
         </w:tc>
         <w:tc>
-          <w:tcPr/>
+          <w:tcPr>
+            <w:tcBorders>
+              <w:bottom w:val="single" w:sz="8" w:space="0" w:color="000000"/>
+            </w:tcBorders>
+          </w:tcPr>
           <w:p>
             <w:pPr>
               <w:pStyle w:val="Compact"/>
@@ -840,7 +856,11 @@
           </w:p>
         </w:tc>
         <w:tc>
-          <w:tcPr/>
+          <w:tcPr>
+            <w:tcBorders>
+              <w:bottom w:val="single" w:sz="8" w:space="0" w:color="000000"/>
+            </w:tcBorders>
+          </w:tcPr>
           <w:p>
             <w:pPr>
               <w:pStyle w:val="Compact"/>
@@ -1345,8 +1365,8 @@
           <w:ilvl w:val="0"/>
           <w:numId w:val="1003"/>
         </w:numPr>
+        <w:spacing w:before="0" w:after="0"/>
         <w:ind w:left="480" w:hanging="480"/>
-        <w:spacing w:after="0"/>
       </w:pPr>
       <w:r>
         <w:rPr>
@@ -1392,8 +1412,8 @@
           <w:ilvl w:val="0"/>
           <w:numId w:val="1003"/>
         </w:numPr>
+        <w:spacing w:before="0" w:after="0"/>
         <w:ind w:left="480" w:hanging="480"/>
-        <w:spacing w:before="0" w:after="0"/>
       </w:pPr>
       <w:r>
         <w:rPr>
@@ -1449,8 +1469,8 @@
           <w:ilvl w:val="0"/>
           <w:numId w:val="1003"/>
         </w:numPr>
+        <w:spacing w:before="0" w:after="0"/>
         <w:ind w:left="480" w:hanging="480"/>
-        <w:spacing w:before="0" w:after="0"/>
       </w:pPr>
       <w:r>
         <w:rPr>
@@ -1506,8 +1526,8 @@
           <w:ilvl w:val="0"/>
           <w:numId w:val="1003"/>
         </w:numPr>
+        <w:spacing w:before="0" w:after="0"/>
         <w:ind w:left="480" w:hanging="480"/>
-        <w:spacing w:before="0" w:after="0"/>
       </w:pPr>
       <w:r>
         <w:rPr>
@@ -1563,8 +1583,8 @@
           <w:ilvl w:val="0"/>
           <w:numId w:val="1003"/>
         </w:numPr>
+        <w:spacing w:before="0" w:after="0"/>
         <w:ind w:left="480" w:hanging="480"/>
-        <w:spacing w:before="0" w:after="36"/>
       </w:pPr>
       <w:r>
         <w:rPr>
@@ -2631,6 +2651,14 @@
       <w:tblPr>
         <w:tblStyle w:val="Table"/>
         <w:tblW w:type="auto" w:w="0"/>
+        <w:tblBorders>
+          <w:top w:val="single" w:sz="12" w:space="0" w:color="000000"/>
+          <w:left w:val="none" w:sz="0" w:space="0" w:color="auto"/>
+          <w:bottom w:val="single" w:sz="12" w:space="0" w:color="000000"/>
+          <w:right w:val="none" w:sz="0" w:space="0" w:color="auto"/>
+          <w:insideH w:val="none" w:sz="0" w:space="0" w:color="auto"/>
+          <w:insideV w:val="none" w:sz="0" w:space="0" w:color="auto"/>
+        </w:tblBorders>
         <w:tblLook w:firstRow="1" w:lastRow="0" w:firstColumn="0" w:lastColumn="0" w:noHBand="0" w:noVBand="0" w:val="0020"/>
       </w:tblPr>
       <w:tblGrid>
@@ -2642,7 +2670,11 @@
           <w:tblHeader w:val="on"/>
         </w:trPr>
         <w:tc>
-          <w:tcPr/>
+          <w:tcPr>
+            <w:tcBorders>
+              <w:bottom w:val="single" w:sz="8" w:space="0" w:color="000000"/>
+            </w:tcBorders>
+          </w:tcPr>
           <w:p>
             <w:pPr>
               <w:pStyle w:val="Compact"/>
@@ -2682,7 +2714,11 @@
           </w:p>
         </w:tc>
         <w:tc>
-          <w:tcPr/>
+          <w:tcPr>
+            <w:tcBorders>
+              <w:bottom w:val="single" w:sz="8" w:space="0" w:color="000000"/>
+            </w:tcBorders>
+          </w:tcPr>
           <w:p>
             <w:pPr>
               <w:pStyle w:val="Compact"/>
@@ -4143,8 +4179,8 @@
           <w:ilvl w:val="0"/>
           <w:numId w:val="1007"/>
         </w:numPr>
+        <w:spacing w:before="0" w:after="0"/>
         <w:ind w:left="480" w:hanging="480"/>
-        <w:spacing w:after="0"/>
       </w:pPr>
       <w:r>
         <w:rPr>
@@ -4190,8 +4226,8 @@
           <w:ilvl w:val="0"/>
           <w:numId w:val="1007"/>
         </w:numPr>
+        <w:spacing w:before="0" w:after="0"/>
         <w:ind w:left="480" w:hanging="480"/>
-        <w:spacing w:before="0" w:after="0"/>
       </w:pPr>
       <w:r>
         <w:rPr>
@@ -4233,8 +4269,8 @@
           <w:ilvl w:val="0"/>
           <w:numId w:val="1007"/>
         </w:numPr>
+        <w:spacing w:before="0" w:after="0"/>
         <w:ind w:left="480" w:hanging="480"/>
-        <w:spacing w:before="0" w:after="0"/>
       </w:pPr>
       <w:r>
         <w:rPr>
@@ -4284,8 +4320,8 @@
           <w:ilvl w:val="0"/>
           <w:numId w:val="1007"/>
         </w:numPr>
+        <w:spacing w:before="0" w:after="0"/>
         <w:ind w:left="480" w:hanging="480"/>
-        <w:spacing w:before="0" w:after="0"/>
       </w:pPr>
       <w:r>
         <w:rPr>
@@ -4335,8 +4371,8 @@
           <w:ilvl w:val="0"/>
           <w:numId w:val="1007"/>
         </w:numPr>
+        <w:spacing w:before="0" w:after="0"/>
         <w:ind w:left="480" w:hanging="480"/>
-        <w:spacing w:before="0" w:after="36"/>
       </w:pPr>
       <w:r>
         <w:rPr>
@@ -5136,8 +5172,8 @@
           <w:ilvl w:val="0"/>
           <w:numId w:val="1009"/>
         </w:numPr>
+        <w:spacing w:before="0" w:after="0"/>
         <w:ind w:left="480" w:hanging="480"/>
-        <w:spacing w:after="0"/>
       </w:pPr>
       <w:r>
         <w:rPr>
@@ -5183,8 +5219,8 @@
           <w:ilvl w:val="0"/>
           <w:numId w:val="1009"/>
         </w:numPr>
+        <w:spacing w:before="0" w:after="0"/>
         <w:ind w:left="480" w:hanging="480"/>
-        <w:spacing w:before="0" w:after="0"/>
       </w:pPr>
       <w:r>
         <w:rPr>
@@ -5232,8 +5268,8 @@
           <w:ilvl w:val="0"/>
           <w:numId w:val="1009"/>
         </w:numPr>
+        <w:spacing w:before="0" w:after="0"/>
         <w:ind w:left="480" w:hanging="480"/>
-        <w:spacing w:before="0" w:after="0"/>
       </w:pPr>
       <w:r>
         <w:rPr>
@@ -5249,8 +5285,8 @@
           <w:ilvl w:val="0"/>
           <w:numId w:val="1009"/>
         </w:numPr>
+        <w:spacing w:before="0" w:after="0"/>
         <w:ind w:left="480" w:hanging="480"/>
-        <w:spacing w:before="0" w:after="0"/>
       </w:pPr>
       <w:r>
         <w:rPr>
@@ -5298,8 +5334,8 @@
           <w:ilvl w:val="0"/>
           <w:numId w:val="1009"/>
         </w:numPr>
+        <w:spacing w:before="0" w:after="0"/>
         <w:ind w:left="480" w:hanging="480"/>
-        <w:spacing w:before="0" w:after="36"/>
       </w:pPr>
       <w:r>
         <w:rPr>
@@ -5872,8 +5908,8 @@
     <w:p>
       <w:pPr>
         <w:pStyle w:val="FirstParagraph"/>
+        <w:spacing w:before="0" w:after="0"/>
         <w:ind w:left="480" w:hanging="480"/>
-        <w:spacing w:after="0"/>
       </w:pPr>
       <w:r>
         <w:rPr>
@@ -5945,47 +5981,47 @@
     <w:p>
       <w:pPr>
         <w:pStyle w:val="FirstParagraph"/>
+        <w:spacing w:before="0" w:after="0"/>
         <w:ind w:left="480" w:hanging="480"/>
+      </w:pPr>
+      <w:r>
+        <w:rPr>
+          <w:rFonts w:ascii="Times New Roman" w:hAnsi="Times New Roman" w:eastAsia="Times New Roman" w:cs="Times New Roman"/>
+        </w:rPr>
+        <w:t xml:space="preserve">A. Cr(Ⅲ) </w:t>
+      </w:r>
+    </w:p>
+    <w:p>
+      <w:pPr>
+        <w:pStyle w:val="FirstParagraph"/>
         <w:spacing w:before="0" w:after="0"/>
-      </w:pPr>
-      <w:r>
-        <w:rPr>
-          <w:rFonts w:ascii="Times New Roman" w:hAnsi="Times New Roman" w:eastAsia="Times New Roman" w:cs="Times New Roman"/>
-        </w:rPr>
-        <w:t xml:space="preserve">A. Cr(Ⅲ) </w:t>
+        <w:ind w:left="480" w:hanging="480"/>
+      </w:pPr>
+      <w:r>
+        <w:rPr>
+          <w:rFonts w:ascii="Times New Roman" w:hAnsi="Times New Roman" w:eastAsia="Times New Roman" w:cs="Times New Roman"/>
+        </w:rPr>
+        <w:t xml:space="preserve">B. Mn(Ⅱ) </w:t>
       </w:r>
     </w:p>
     <w:p>
       <w:pPr>
         <w:pStyle w:val="FirstParagraph"/>
+        <w:spacing w:before="0" w:after="0"/>
         <w:ind w:left="480" w:hanging="480"/>
+      </w:pPr>
+      <w:r>
+        <w:rPr>
+          <w:rFonts w:ascii="Times New Roman" w:hAnsi="Times New Roman" w:eastAsia="Times New Roman" w:cs="Times New Roman"/>
+        </w:rPr>
+        <w:t xml:space="preserve">C. Fe(Ⅱ) </w:t>
+      </w:r>
+    </w:p>
+    <w:p>
+      <w:pPr>
+        <w:pStyle w:val="FirstParagraph"/>
         <w:spacing w:before="0" w:after="0"/>
-      </w:pPr>
-      <w:r>
-        <w:rPr>
-          <w:rFonts w:ascii="Times New Roman" w:hAnsi="Times New Roman" w:eastAsia="Times New Roman" w:cs="Times New Roman"/>
-        </w:rPr>
-        <w:t xml:space="preserve">B. Mn(Ⅱ) </w:t>
-      </w:r>
-    </w:p>
-    <w:p>
-      <w:pPr>
-        <w:pStyle w:val="FirstParagraph"/>
         <w:ind w:left="480" w:hanging="480"/>
-        <w:spacing w:before="0" w:after="0"/>
-      </w:pPr>
-      <w:r>
-        <w:rPr>
-          <w:rFonts w:ascii="Times New Roman" w:hAnsi="Times New Roman" w:eastAsia="Times New Roman" w:cs="Times New Roman"/>
-        </w:rPr>
-        <w:t xml:space="preserve">C. Fe(Ⅱ) </w:t>
-      </w:r>
-    </w:p>
-    <w:p>
-      <w:pPr>
-        <w:pStyle w:val="FirstParagraph"/>
-        <w:ind w:left="480" w:hanging="480"/>
-        <w:spacing w:before="0" w:after="180"/>
       </w:pPr>
       <w:r>
         <w:rPr>
@@ -6066,8 +6102,8 @@
           <w:ilvl w:val="0"/>
           <w:numId w:val="1010"/>
         </w:numPr>
+        <w:spacing w:before="0" w:after="0"/>
         <w:ind w:left="480" w:hanging="480"/>
-        <w:spacing w:after="0"/>
       </w:pPr>
       <w:r>
         <w:rPr>
@@ -6109,8 +6145,8 @@
           <w:ilvl w:val="0"/>
           <w:numId w:val="1010"/>
         </w:numPr>
+        <w:spacing w:before="0" w:after="0"/>
         <w:ind w:left="480" w:hanging="480"/>
-        <w:spacing w:before="0" w:after="0"/>
       </w:pPr>
       <w:r>
         <w:rPr>
@@ -6152,8 +6188,8 @@
           <w:ilvl w:val="0"/>
           <w:numId w:val="1010"/>
         </w:numPr>
+        <w:spacing w:before="0" w:after="0"/>
         <w:ind w:left="480" w:hanging="480"/>
-        <w:spacing w:before="0" w:after="0"/>
       </w:pPr>
       <w:r>
         <w:rPr>
@@ -6195,8 +6231,8 @@
           <w:ilvl w:val="0"/>
           <w:numId w:val="1010"/>
         </w:numPr>
+        <w:spacing w:before="0" w:after="0"/>
         <w:ind w:left="480" w:hanging="480"/>
-        <w:spacing w:before="0" w:after="0"/>
       </w:pPr>
       <w:r>
         <w:rPr>
@@ -6238,8 +6274,8 @@
           <w:ilvl w:val="0"/>
           <w:numId w:val="1010"/>
         </w:numPr>
+        <w:spacing w:before="0" w:after="0"/>
         <w:ind w:left="480" w:hanging="480"/>
-        <w:spacing w:before="0" w:after="36"/>
       </w:pPr>
       <w:r>
         <w:rPr>
@@ -7737,6 +7773,7 @@
     <w:p>
       <w:pPr>
         <w:pStyle w:val="Compact"/>
+        <w:spacing w:before="0" w:after="0"/>
       </w:pPr>
       <w:r>
         <w:rPr>
@@ -7754,6 +7791,7 @@
     <w:p>
       <w:pPr>
         <w:pStyle w:val="Compact"/>
+        <w:spacing w:before="0" w:after="0"/>
       </w:pPr>
       <w:r>
         <w:rPr>
@@ -7777,6 +7815,7 @@
     <w:p>
       <w:pPr>
         <w:pStyle w:val="Compact"/>
+        <w:spacing w:before="0" w:after="0"/>
       </w:pPr>
       <w:r>
         <w:rPr>
@@ -7794,6 +7833,7 @@
     <w:p>
       <w:pPr>
         <w:pStyle w:val="Compact"/>
+        <w:spacing w:before="0" w:after="0"/>
       </w:pPr>
       <w:r>
         <w:rPr>
@@ -8871,6 +8911,14 @@
         <w:tblStyle w:val="Table"/>
         <w:tblW w:type="pct" w:w="5000"/>
         <w:tblLayout w:type="fixed"/>
+        <w:tblBorders>
+          <w:top w:val="single" w:sz="12" w:space="0" w:color="000000"/>
+          <w:left w:val="none" w:sz="0" w:space="0" w:color="auto"/>
+          <w:bottom w:val="single" w:sz="12" w:space="0" w:color="000000"/>
+          <w:right w:val="none" w:sz="0" w:space="0" w:color="auto"/>
+          <w:insideH w:val="none" w:sz="0" w:space="0" w:color="auto"/>
+          <w:insideV w:val="none" w:sz="0" w:space="0" w:color="auto"/>
+        </w:tblBorders>
         <w:tblLook w:firstRow="1" w:lastRow="0" w:firstColumn="0" w:lastColumn="0" w:noHBand="0" w:noVBand="0" w:val="0020"/>
       </w:tblPr>
       <w:tblGrid>
@@ -8886,7 +8934,11 @@
           <w:tblHeader w:val="on"/>
         </w:trPr>
         <w:tc>
-          <w:tcPr/>
+          <w:tcPr>
+            <w:tcBorders>
+              <w:bottom w:val="single" w:sz="8" w:space="0" w:color="000000"/>
+            </w:tcBorders>
+          </w:tcPr>
           <w:p>
             <w:pPr>
               <w:pStyle w:val="Compact"/>
@@ -8902,7 +8954,11 @@
           </w:p>
         </w:tc>
         <w:tc>
-          <w:tcPr/>
+          <w:tcPr>
+            <w:tcBorders>
+              <w:bottom w:val="single" w:sz="8" w:space="0" w:color="000000"/>
+            </w:tcBorders>
+          </w:tcPr>
           <w:p>
             <w:pPr>
               <w:pStyle w:val="Compact"/>
@@ -8918,7 +8974,11 @@
           </w:p>
         </w:tc>
         <w:tc>
-          <w:tcPr/>
+          <w:tcPr>
+            <w:tcBorders>
+              <w:bottom w:val="single" w:sz="8" w:space="0" w:color="000000"/>
+            </w:tcBorders>
+          </w:tcPr>
           <w:p>
             <w:pPr>
               <w:pStyle w:val="Compact"/>
@@ -8934,7 +8994,11 @@
           </w:p>
         </w:tc>
         <w:tc>
-          <w:tcPr/>
+          <w:tcPr>
+            <w:tcBorders>
+              <w:bottom w:val="single" w:sz="8" w:space="0" w:color="000000"/>
+            </w:tcBorders>
+          </w:tcPr>
           <w:p>
             <w:pPr>
               <w:pStyle w:val="Compact"/>
@@ -8950,7 +9014,11 @@
           </w:p>
         </w:tc>
         <w:tc>
-          <w:tcPr/>
+          <w:tcPr>
+            <w:tcBorders>
+              <w:bottom w:val="single" w:sz="8" w:space="0" w:color="000000"/>
+            </w:tcBorders>
+          </w:tcPr>
           <w:p>
             <w:pPr>
               <w:pStyle w:val="Compact"/>
@@ -8966,7 +9034,11 @@
           </w:p>
         </w:tc>
         <w:tc>
-          <w:tcPr/>
+          <w:tcPr>
+            <w:tcBorders>
+              <w:bottom w:val="single" w:sz="8" w:space="0" w:color="000000"/>
+            </w:tcBorders>
+          </w:tcPr>
           <w:p>
             <w:pPr>
               <w:pStyle w:val="Compact"/>
@@ -12763,8 +12835,8 @@
           <w:ilvl w:val="0"/>
           <w:numId w:val="1014"/>
         </w:numPr>
+        <w:spacing w:before="0" w:after="0"/>
         <w:ind w:left="480" w:hanging="480"/>
-        <w:spacing w:after="0"/>
       </w:pPr>
       <w:r>
         <w:rPr>
@@ -12836,8 +12908,8 @@
           <w:ilvl w:val="0"/>
           <w:numId w:val="1014"/>
         </w:numPr>
+        <w:spacing w:before="0" w:after="0"/>
         <w:ind w:left="480" w:hanging="480"/>
-        <w:spacing w:before="0" w:after="0"/>
       </w:pPr>
       <w:r>
         <w:rPr>
@@ -12882,8 +12954,8 @@
           <w:ilvl w:val="0"/>
           <w:numId w:val="1014"/>
         </w:numPr>
+        <w:spacing w:before="0" w:after="0"/>
         <w:ind w:left="480" w:hanging="480"/>
-        <w:spacing w:before="0" w:after="0"/>
       </w:pPr>
       <w:r>
         <w:rPr>
@@ -12933,8 +13005,8 @@
           <w:ilvl w:val="0"/>
           <w:numId w:val="1014"/>
         </w:numPr>
+        <w:spacing w:before="0" w:after="0"/>
         <w:ind w:left="480" w:hanging="480"/>
-        <w:spacing w:before="0" w:after="0"/>
       </w:pPr>
       <w:r>
         <w:rPr>
@@ -12950,8 +13022,8 @@
           <w:ilvl w:val="0"/>
           <w:numId w:val="1014"/>
         </w:numPr>
+        <w:spacing w:before="0" w:after="0"/>
         <w:ind w:left="480" w:hanging="480"/>
-        <w:spacing w:before="0" w:after="36"/>
       </w:pPr>
       <w:r>
         <w:rPr>
@@ -13067,7 +13139,6 @@
     <w:bookmarkEnd w:id="41"/>
     <w:bookmarkEnd w:id="42"/>
     <w:sectPr>
-      <w:headerReference w:type="default" r:id="rId34"/>
       <w:footerReference w:type="default" r:id="rId9"/>
       <w:footnotePr>
         <w:numRestart w:val="eachSect"/>
@@ -13094,16 +13165,6 @@
       <w:rPr>
         <w:rFonts w:ascii="Times New Roman" w:hAnsi="Times New Roman" w:eastAsia="Times New Roman" w:cs="Times New Roman"/>
         <w:b w:val="0"/>
-        <w:color w:val="000000"/>
-        <w:sz w:val="20"/>
-      </w:rPr>
-      <w:t xml:space="preserve">第 </w:t>
-    </w:r>
-    <w:r>
-      <w:rPr>
-        <w:rFonts w:ascii="Times New Roman" w:hAnsi="Times New Roman" w:eastAsia="Times New Roman" w:cs="Times New Roman"/>
-        <w:b w:val="0"/>
-        <w:color w:val="000000"/>
         <w:sz w:val="20"/>
       </w:rPr>
       <w:fldChar w:fldCharType="begin"/>
@@ -13112,7 +13173,6 @@
       <w:rPr>
         <w:rFonts w:ascii="Times New Roman" w:hAnsi="Times New Roman" w:eastAsia="Times New Roman" w:cs="Times New Roman"/>
         <w:b w:val="0"/>
-        <w:color w:val="000000"/>
         <w:sz w:val="20"/>
       </w:rPr>
       <w:instrText xml:space="preserve"> PAGE </w:instrText>
@@ -13121,91 +13181,9 @@
       <w:rPr>
         <w:rFonts w:ascii="Times New Roman" w:hAnsi="Times New Roman" w:eastAsia="Times New Roman" w:cs="Times New Roman"/>
         <w:b w:val="0"/>
-        <w:color w:val="000000"/>
-        <w:sz w:val="20"/>
-      </w:rPr>
-      <w:fldChar w:fldCharType="separate"/>
-    </w:r>
-    <w:r>
-      <w:rPr>
-        <w:rFonts w:ascii="Times New Roman" w:hAnsi="Times New Roman" w:eastAsia="Times New Roman" w:cs="Times New Roman"/>
-        <w:b w:val="0"/>
-        <w:color w:val="000000"/>
-        <w:sz w:val="20"/>
-      </w:rPr>
-      <w:t>1</w:t>
-    </w:r>
-    <w:r>
-      <w:rPr>
-        <w:rFonts w:ascii="Times New Roman" w:hAnsi="Times New Roman" w:eastAsia="Times New Roman" w:cs="Times New Roman"/>
-        <w:b w:val="0"/>
-        <w:color w:val="000000"/>
         <w:sz w:val="20"/>
       </w:rPr>
       <w:fldChar w:fldCharType="end"/>
-    </w:r>
-    <w:r>
-      <w:rPr>
-        <w:rFonts w:ascii="Times New Roman" w:hAnsi="Times New Roman" w:eastAsia="Times New Roman" w:cs="Times New Roman"/>
-        <w:b w:val="0"/>
-        <w:color w:val="000000"/>
-        <w:sz w:val="20"/>
-      </w:rPr>
-      <w:t xml:space="preserve"> 页 / 共 </w:t>
-    </w:r>
-    <w:r>
-      <w:rPr>
-        <w:rFonts w:ascii="Times New Roman" w:hAnsi="Times New Roman" w:eastAsia="Times New Roman" w:cs="Times New Roman"/>
-        <w:b w:val="0"/>
-        <w:color w:val="000000"/>
-        <w:sz w:val="20"/>
-      </w:rPr>
-      <w:fldChar w:fldCharType="begin"/>
-    </w:r>
-    <w:r>
-      <w:rPr>
-        <w:rFonts w:ascii="Times New Roman" w:hAnsi="Times New Roman" w:eastAsia="Times New Roman" w:cs="Times New Roman"/>
-        <w:b w:val="0"/>
-        <w:color w:val="000000"/>
-        <w:sz w:val="20"/>
-      </w:rPr>
-      <w:instrText xml:space="preserve"> NUMPAGES </w:instrText>
-    </w:r>
-    <w:r>
-      <w:rPr>
-        <w:rFonts w:ascii="Times New Roman" w:hAnsi="Times New Roman" w:eastAsia="Times New Roman" w:cs="Times New Roman"/>
-        <w:b w:val="0"/>
-        <w:color w:val="000000"/>
-        <w:sz w:val="20"/>
-      </w:rPr>
-      <w:fldChar w:fldCharType="separate"/>
-    </w:r>
-    <w:r>
-      <w:rPr>
-        <w:rFonts w:ascii="Times New Roman" w:hAnsi="Times New Roman" w:eastAsia="Times New Roman" w:cs="Times New Roman"/>
-        <w:b w:val="0"/>
-        <w:color w:val="000000"/>
-        <w:sz w:val="20"/>
-      </w:rPr>
-      <w:t>1</w:t>
-    </w:r>
-    <w:r>
-      <w:rPr>
-        <w:rFonts w:ascii="Times New Roman" w:hAnsi="Times New Roman" w:eastAsia="Times New Roman" w:cs="Times New Roman"/>
-        <w:b w:val="0"/>
-        <w:color w:val="000000"/>
-        <w:sz w:val="20"/>
-      </w:rPr>
-      <w:fldChar w:fldCharType="end"/>
-    </w:r>
-    <w:r>
-      <w:rPr>
-        <w:rFonts w:ascii="Times New Roman" w:hAnsi="Times New Roman" w:eastAsia="Times New Roman" w:cs="Times New Roman"/>
-        <w:b w:val="0"/>
-        <w:color w:val="000000"/>
-        <w:sz w:val="20"/>
-      </w:rPr>
-      <w:t xml:space="preserve"> 页</w:t>
     </w:r>
   </w:p>
 </w:ftr>
@@ -13228,28 +13206,6 @@
     </w:p>
   </w:footnote>
 </w:footnotes>
-</file>
-
-<file path=word/header1.xml><?xml version="1.0" encoding="utf-8"?>
-<w:hdr xmlns:m="http://schemas.openxmlformats.org/officeDocument/2006/math" xmlns:mc="http://schemas.openxmlformats.org/markup-compatibility/2006" xmlns:mo="http://schemas.microsoft.com/office/mac/office/2008/main" xmlns:mv="urn:schemas-microsoft-com:mac:vml" xmlns:o="urn:schemas-microsoft-com:office:office" xmlns:r="http://schemas.openxmlformats.org/officeDocument/2006/relationships" xmlns:v="urn:schemas-microsoft-com:vml" xmlns:w10="urn:schemas-microsoft-com:office:word" xmlns:w14="http://schemas.microsoft.com/office/word/2010/wordml" xmlns:w="http://schemas.openxmlformats.org/wordprocessingml/2006/main" xmlns:wne="http://schemas.microsoft.com/office/word/2006/wordml" xmlns:wp14="http://schemas.microsoft.com/office/word/2010/wordprocessingDrawing" xmlns:wp="http://schemas.openxmlformats.org/drawingml/2006/wordprocessingDrawing" xmlns:wpc="http://schemas.microsoft.com/office/word/2010/wordprocessingCanvas" xmlns:wpg="http://schemas.microsoft.com/office/word/2010/wordprocessingGroup" xmlns:wpi="http://schemas.microsoft.com/office/word/2010/wordprocessingInk" xmlns:wps="http://schemas.microsoft.com/office/word/2010/wordprocessingShape" mc:Ignorable="w14 wp14">
-  <w:p>
-    <w:pPr>
-      <w:jc w:val="right"/>
-      <w:pBdr>
-        <w:bottom w:val="single" w:sz="4" w:space="2" w:color="000000"/>
-      </w:pBdr>
-    </w:pPr>
-    <w:r>
-      <w:rPr>
-        <w:rFonts w:ascii="Times New Roman" w:hAnsi="Times New Roman" w:eastAsia="Times New Roman" w:cs="Times New Roman"/>
-        <w:b w:val="0"/>
-        <w:color w:val="000000"/>
-        <w:sz w:val="18"/>
-      </w:rPr>
-      <w:t xml:space="preserve">第二轮习题集-结构化学一</w:t>
-    </w:r>
-  </w:p>
-</w:hdr>
 </file>
 
 <file path=word/numbering.xml><?xml version="1.0" encoding="utf-8"?>
